--- a/Documentacion/Documentos Scrum/SPRINT #3/Sprint_Review #3.docx
+++ b/Documentacion/Documentos Scrum/SPRINT #3/Sprint_Review #3.docx
@@ -633,7 +633,23 @@
           <w:color w:val="000000" w:themeColor="text1"/>
           <w:lang w:val="es-CO"/>
         </w:rPr>
-        <w:t xml:space="preserve"> datos pero por el momento pareció irrelevante ya que no se espera el uso prolongado de este proyecto</w:t>
+        <w:t xml:space="preserve"> </w:t>
+      </w:r>
+      <w:proofErr w:type="gramStart"/>
+      <w:r>
+        <w:rPr>
+          <w:color w:val="000000" w:themeColor="text1"/>
+          <w:lang w:val="es-CO"/>
+        </w:rPr>
+        <w:t>datos</w:t>
+      </w:r>
+      <w:proofErr w:type="gramEnd"/>
+      <w:r>
+        <w:rPr>
+          <w:color w:val="000000" w:themeColor="text1"/>
+          <w:lang w:val="es-CO"/>
+        </w:rPr>
+        <w:t xml:space="preserve"> pero por el momento pareció irrelevante ya que no se espera el uso prolongado de este proyecto</w:t>
       </w:r>
     </w:p>
     <w:p>
@@ -2967,7 +2983,7 @@
       <w:szCs w:val="18"/>
     </w:rPr>
   </w:style>
-  <w:style w:type="character" w:styleId="Textoennegrita">
+  <w:style w:type="character" w:styleId="Fuerte">
     <w:name w:val="Strong"/>
     <w:basedOn w:val="Fuentedeprrafopredeter"/>
     <w:uiPriority w:val="22"/>
